--- a/W11a/report/W11a_Design_Review_R1.docx
+++ b/W11a/report/W11a_Design_Review_R1.docx
@@ -832,7 +832,7 @@
                 <w:b w:val="0"/>
                 <w:sz w:val="18"/>
               </w:rPr>
-              <w:t>Isolation and air valves both sides of an active or major crossing; washout at the low point; NO chambers or markers in the wadi bed or embankments; all accessible during flood.</w:t>
+              <w:t>DI over the crossing plus 15 m each side; protection to PAM-STD-404; anti-flotation check; isolation and air valves both sides of an active or major crossing. Also: no VALVE CHAMBERS or MARKER POSTS in the bed or on the embankments - a force-main clause about those structures, and NOT the authority for a gravity manhole.</w:t>
             </w:r>
           </w:p>
         </w:tc>
@@ -873,12 +873,40 @@
                 <w:b w:val="0"/>
                 <w:sz w:val="18"/>
               </w:rPr>
-              <w:t>Cover at a wadi crossing is 1.5 m to crown, against 1.3 m normally.</w:t>
+              <w:t>1.5 m to crown at a wadi crossing - but this sits in the FORCE MAIN section. G203 gives no special cover for a GRAVITY sewer at a wadi; G201-p86 raises it to 2.0 m in soft soil.</w:t>
             </w:r>
           </w:p>
         </w:tc>
       </w:tr>
     </w:tbl>
+    <w:p/>
+    <w:p>
+      <w:pPr>
+        <w:spacing w:before="160" w:after="160"/>
+        <w:ind w:left="170"/>
+        <w:shd w:val="clear" w:color="auto" w:fill="FFF4E5"/>
+        <w:pBdr>
+          <w:top w:val="single" w:sz="6" w:space="6" w:color="D9A441"/>
+          <w:left w:val="single" w:sz="6" w:space="6" w:color="D9A441"/>
+          <w:bottom w:val="single" w:sz="6" w:space="6" w:color="D9A441"/>
+          <w:right w:val="single" w:sz="6" w:space="6" w:color="D9A441"/>
+        </w:pBdr>
+      </w:pPr>
+      <w:r>
+        <w:rPr>
+          <w:b/>
+          <w:color w:val="A61B1B"/>
+          <w:sz w:val="20"/>
+        </w:rPr>
+        <w:t xml:space="preserve">Two citations in H1a were wrong, and I corrected them on 2 September.  </w:t>
+      </w:r>
+      <w:r>
+        <w:rPr>
+          <w:sz w:val="20"/>
+        </w:rPr>
+        <w:t>H1a item 2 cited G201-p86 for the prohibition on chambers. That clause is about valve chambers and marker posts on a force-main crossing. The authority for a gravity manhole is G203-p30 §4.4.1 and p33, whose word is "avoided" - and reading "avoided" as "prohibited" is our project decision, now recorded as one. H1a item 3 applied the 1.5 m cover to gravity sewers; that figure is the force-main one. We keep 1.5 m as a conservative PROJECT rule pending a scour-depth check, which is what actually governs - so a gravity reach at 1.30 m over a crossing is short of OUR rule, not of the guideline's, and stage 3's 35 such reaches must be reported that way. This is exactly the failure the project already has a rule against: quote from the source, never from memory.</w:t>
+      </w:r>
+    </w:p>
     <w:p/>
     <w:p>
       <w:r>
@@ -3810,7 +3838,7 @@
                 <w:b w:val="0"/>
                 <w:sz w:val="17"/>
               </w:rPr>
-              <w:t>1,051</w:t>
+              <w:t>2,354 of 50,033</w:t>
             </w:r>
           </w:p>
         </w:tc>
@@ -3828,7 +3856,7 @@
                 <w:b w:val="0"/>
                 <w:sz w:val="17"/>
               </w:rPr>
-              <w:t>H1a item 2 admits no exemption for a chamber, on a crossing or anywhere else (G201-p86). Each must be re-sited.</w:t>
+              <w:t>H1a item 2 admits no exemption for a chamber (G203-p30 §4.4.1, p33). Only 48.2 % of chambers sit on a valid hazard cell, so this is the tested half. Sliding them clear fixes only 319: the corridors run DOWN the wadis, 100.4 km of them, and 587 chambers have no non-wadi ground within 250 m.</w:t>
             </w:r>
           </w:p>
         </w:tc>
@@ -3851,7 +3879,7 @@
                 <w:b w:val="0"/>
                 <w:sz w:val="17"/>
               </w:rPr>
-              <w:t>Plots outside the 45 m tertiary limit</w:t>
+              <w:t>Plots not connected by stage 5b</w:t>
             </w:r>
           </w:p>
         </w:tc>
@@ -3887,7 +3915,7 @@
                 <w:b w:val="0"/>
                 <w:sz w:val="17"/>
               </w:rPr>
-              <w:t>30 % of the load has no compliant connection. The limit is G203-p22 Table 6 and is not negotiable, so the answer is more chambers or a different connection strategy - see Part C.</w:t>
+              <w:t>30.1 % of the load - but the 45 m rule owns only 8.59 % of it. The largest single group, 9.63 %, is a drainability test run against PLACEHOLDER levels. See Part C.</w:t>
             </w:r>
           </w:p>
         </w:tc>
@@ -4409,10 +4437,10 @@
         <w:rPr>
           <w:b/>
         </w:rPr>
-        <w:t>Re-site the 1,051 chambers on wadi ground before anything downstream reads them.</w:t>
+        <w:t>Do not try to re-site the 2,354 chambers on wadi ground - re-route the corridors.</w:t>
       </w:r>
       <w:r>
-        <w:t>This one has no argument on the other side. G201-p86 is explicit, and a chamber in a wadi bed is the failure mode that takes the network out of service in the event it was designed for.</w:t>
+        <w:t>I had this wrong. Sliding chambers clear fixes only 319 of them; 587 have no non-wadi ground within 250 m in any direction, because the corridors run DOWN the wadis rather than across them - 100.4 km of on-wadi corridor with contiguous runs up to 789 m. That is a stage 2 routing problem wearing a chamber-placement costume, and 1,272 of the chambers need the crossing redesigned rather than the chamber moved. Separately, 72 sit on the TRUNK, which is the client's own drawn alignment running about 500 m down a class-5/6 wadi - one decision for NWS, not seventy-two for us.</w:t>
       </w:r>
     </w:p>
     <w:p>

--- a/W11a/report/W11a_Design_Review_R1.docx
+++ b/W11a/report/W11a_Design_Review_R1.docx
@@ -460,6 +460,71 @@
       </w:pPr>
       <w:r>
         <w:t>The five findings that matter</w:t>
+      </w:r>
+    </w:p>
+    <w:p>
+      <w:pPr>
+        <w:spacing w:before="160" w:after="40"/>
+        <w:jc w:val="center"/>
+      </w:pPr>
+      <w:r>
+        <w:drawing>
+          <wp:inline xmlns:a="http://schemas.openxmlformats.org/drawingml/2006/main" xmlns:pic="http://schemas.openxmlformats.org/drawingml/2006/picture">
+            <wp:extent cx="3557257" cy="7739998"/>
+            <wp:docPr id="1" name="Picture 1"/>
+            <wp:cNvGraphicFramePr>
+              <a:graphicFrameLocks noChangeAspect="1"/>
+            </wp:cNvGraphicFramePr>
+            <a:graphic>
+              <a:graphicData uri="http://schemas.openxmlformats.org/drawingml/2006/picture">
+                <pic:pic>
+                  <pic:nvPicPr>
+                    <pic:cNvPr id="0" name="FC05_method.png"/>
+                    <pic:cNvPicPr/>
+                  </pic:nvPicPr>
+                  <pic:blipFill>
+                    <a:blip r:embed="rId9"/>
+                    <a:stretch>
+                      <a:fillRect/>
+                    </a:stretch>
+                  </pic:blipFill>
+                  <pic:spPr>
+                    <a:xfrm>
+                      <a:off x="0" y="0"/>
+                      <a:ext cx="3557257" cy="7739998"/>
+                    </a:xfrm>
+                    <a:prstGeom prst="rect"/>
+                  </pic:spPr>
+                </pic:pic>
+              </a:graphicData>
+            </a:graphic>
+          </wp:inline>
+        </w:drawing>
+      </w:r>
+    </w:p>
+    <w:p>
+      <w:pPr>
+        <w:spacing w:after="200"/>
+        <w:jc w:val="center"/>
+      </w:pPr>
+      <w:r>
+        <w:rPr>
+          <w:i/>
+          <w:color w:val="5A5A5A"/>
+          <w:sz w:val="18"/>
+        </w:rPr>
+        <w:t>Figure 1   How every defect in this report was found</w:t>
+      </w:r>
+    </w:p>
+    <w:p>
+      <w:r>
+        <w:rPr>
+          <w:b w:val="0"/>
+          <w:i/>
+          <w:color w:val="5A5A5A"/>
+          <w:sz w:val="19"/>
+        </w:rPr>
+        <w:t>Not one was found by reading the code. Each came from making two things that should agree disagree in public - the auditor against the criteria, a stage against the auditor, a number against its own derivation, a citation against its source.</w:t>
       </w:r>
     </w:p>
     <w:p>
@@ -1467,6 +1532,71 @@
           <w:i w:val="0"/>
         </w:rPr>
         <w:t>The along/across test is geometric rather than a length threshold. At the middle of the on-wadi run we probe perpendicular to the pipe until both banks are found. A pipe crossing square has a contact no longer than the band is wide across it; a pipe running down the band has a long contact and a narrow perpendicular extent. The ratio is the measurement.</w:t>
+      </w:r>
+    </w:p>
+    <w:p>
+      <w:pPr>
+        <w:spacing w:before="160" w:after="40"/>
+        <w:jc w:val="center"/>
+      </w:pPr>
+      <w:r>
+        <w:drawing>
+          <wp:inline xmlns:a="http://schemas.openxmlformats.org/drawingml/2006/main" xmlns:pic="http://schemas.openxmlformats.org/drawingml/2006/picture">
+            <wp:extent cx="3352261" cy="7739998"/>
+            <wp:docPr id="2" name="Picture 2"/>
+            <wp:cNvGraphicFramePr>
+              <a:graphicFrameLocks noChangeAspect="1"/>
+            </wp:cNvGraphicFramePr>
+            <a:graphic>
+              <a:graphicData uri="http://schemas.openxmlformats.org/drawingml/2006/picture">
+                <pic:pic>
+                  <pic:nvPicPr>
+                    <pic:cNvPr id="0" name="FC03_wadi_tree.png"/>
+                    <pic:cNvPicPr/>
+                  </pic:nvPicPr>
+                  <pic:blipFill>
+                    <a:blip r:embed="rId10"/>
+                    <a:stretch>
+                      <a:fillRect/>
+                    </a:stretch>
+                  </pic:blipFill>
+                  <pic:spPr>
+                    <a:xfrm>
+                      <a:off x="0" y="0"/>
+                      <a:ext cx="3352261" cy="7739998"/>
+                    </a:xfrm>
+                    <a:prstGeom prst="rect"/>
+                  </pic:spPr>
+                </pic:pic>
+              </a:graphicData>
+            </a:graphic>
+          </wp:inline>
+        </w:drawing>
+      </w:r>
+    </w:p>
+    <w:p>
+      <w:pPr>
+        <w:spacing w:after="200"/>
+        <w:jc w:val="center"/>
+      </w:pPr>
+      <w:r>
+        <w:rPr>
+          <w:i/>
+          <w:color w:val="5A5A5A"/>
+          <w:sz w:val="18"/>
+        </w:rPr>
+        <w:t>Figure 2   H1a - is this wadi contact legal?</w:t>
+      </w:r>
+    </w:p>
+    <w:p>
+      <w:r>
+        <w:rPr>
+          <w:b w:val="0"/>
+          <w:i/>
+          <w:color w:val="5A5A5A"/>
+          <w:sz w:val="19"/>
+        </w:rPr>
+        <w:t>The along/across test is geometric, not a length threshold, so no metric is invented. Only the skew tolerance is a number, and it is ours.</w:t>
       </w:r>
     </w:p>
     <w:p>
@@ -2697,6 +2827,71 @@
     </w:p>
     <w:p>
       <w:pPr>
+        <w:spacing w:before="160" w:after="40"/>
+        <w:jc w:val="center"/>
+      </w:pPr>
+      <w:r>
+        <w:drawing>
+          <wp:inline xmlns:a="http://schemas.openxmlformats.org/drawingml/2006/main" xmlns:pic="http://schemas.openxmlformats.org/drawingml/2006/picture">
+            <wp:extent cx="5475769" cy="7739999"/>
+            <wp:docPr id="3" name="Picture 3"/>
+            <wp:cNvGraphicFramePr>
+              <a:graphicFrameLocks noChangeAspect="1"/>
+            </wp:cNvGraphicFramePr>
+            <a:graphic>
+              <a:graphicData uri="http://schemas.openxmlformats.org/drawingml/2006/picture">
+                <pic:pic>
+                  <pic:nvPicPr>
+                    <pic:cNvPr id="0" name="FC01_pipeline.png"/>
+                    <pic:cNvPicPr/>
+                  </pic:nvPicPr>
+                  <pic:blipFill>
+                    <a:blip r:embed="rId11"/>
+                    <a:stretch>
+                      <a:fillRect/>
+                    </a:stretch>
+                  </pic:blipFill>
+                  <pic:spPr>
+                    <a:xfrm>
+                      <a:off x="0" y="0"/>
+                      <a:ext cx="5475769" cy="7739999"/>
+                    </a:xfrm>
+                    <a:prstGeom prst="rect"/>
+                  </pic:spPr>
+                </pic:pic>
+              </a:graphicData>
+            </a:graphic>
+          </wp:inline>
+        </w:drawing>
+      </w:r>
+    </w:p>
+    <w:p>
+      <w:pPr>
+        <w:spacing w:after="200"/>
+        <w:jc w:val="center"/>
+      </w:pPr>
+      <w:r>
+        <w:rPr>
+          <w:i/>
+          <w:color w:val="5A5A5A"/>
+          <w:sz w:val="18"/>
+        </w:rPr>
+        <w:t>Figure 3   The W11a pipeline, and where the auditor sits</w:t>
+      </w:r>
+    </w:p>
+    <w:p>
+      <w:r>
+        <w:rPr>
+          <w:b w:val="0"/>
+          <w:i/>
+          <w:color w:val="5A5A5A"/>
+          <w:sz w:val="19"/>
+        </w:rPr>
+        <w:t>Green runs, amber is the stage that was missing, red is blocked. The auditor reads the published layers, never the in-memory model.</w:t>
+      </w:r>
+    </w:p>
+    <w:p>
+      <w:pPr>
         <w:pStyle w:val="Heading1"/>
         <w:outlineLvl w:val="1"/>
       </w:pPr>
@@ -3013,7 +3208,7 @@
                 <w:b w:val="0"/>
                 <w:sz w:val="17"/>
               </w:rPr>
-              <w:t>773 drainage systems. Trunk arrives in 74 pieces - a defect, see below.</w:t>
+              <w:t>261 drainage systems, trunk in 4 pieces, H15 and H16 both PASS - 261 components, exactly one outfall each, and the declared topology matches the drawn one.</w:t>
             </w:r>
           </w:p>
         </w:tc>
@@ -3314,6 +3509,71 @@
         </w:tc>
       </w:tr>
     </w:tbl>
+    <w:p>
+      <w:pPr>
+        <w:spacing w:before="160" w:after="40"/>
+        <w:jc w:val="center"/>
+      </w:pPr>
+      <w:r>
+        <w:drawing>
+          <wp:inline xmlns:a="http://schemas.openxmlformats.org/drawingml/2006/main" xmlns:pic="http://schemas.openxmlformats.org/drawingml/2006/picture">
+            <wp:extent cx="3543808" cy="7739999"/>
+            <wp:docPr id="4" name="Picture 4"/>
+            <wp:cNvGraphicFramePr>
+              <a:graphicFrameLocks noChangeAspect="1"/>
+            </wp:cNvGraphicFramePr>
+            <a:graphic>
+              <a:graphicData uri="http://schemas.openxmlformats.org/drawingml/2006/picture">
+                <pic:pic>
+                  <pic:nvPicPr>
+                    <pic:cNvPr id="0" name="FC04_flow_chain.png"/>
+                    <pic:cNvPicPr/>
+                  </pic:nvPicPr>
+                  <pic:blipFill>
+                    <a:blip r:embed="rId12"/>
+                    <a:stretch>
+                      <a:fillRect/>
+                    </a:stretch>
+                  </pic:blipFill>
+                  <pic:spPr>
+                    <a:xfrm>
+                      <a:off x="0" y="0"/>
+                      <a:ext cx="3543808" cy="7739999"/>
+                    </a:xfrm>
+                    <a:prstGeom prst="rect"/>
+                  </pic:spPr>
+                </pic:pic>
+              </a:graphicData>
+            </a:graphic>
+          </wp:inline>
+        </w:drawing>
+      </w:r>
+    </w:p>
+    <w:p>
+      <w:pPr>
+        <w:spacing w:after="200"/>
+        <w:jc w:val="center"/>
+      </w:pPr>
+      <w:r>
+        <w:rPr>
+          <w:i/>
+          <w:color w:val="5A5A5A"/>
+          <w:sz w:val="18"/>
+        </w:rPr>
+        <w:t>Figure 4   How a plot becomes a peak flow</w:t>
+      </w:r>
+    </w:p>
+    <w:p>
+      <w:r>
+        <w:rPr>
+          <w:b w:val="0"/>
+          <w:i/>
+          <w:color w:val="5A5A5A"/>
+          <w:sz w:val="19"/>
+        </w:rPr>
+        <w:t>Every step carries its guideline page. The peak factor below 100 properties is HELD rather than derived, because G201 prescribes no formula there - that is an assumption and the figure says so.</w:t>
+      </w:r>
+    </w:p>
     <w:p>
       <w:pPr>
         <w:pStyle w:val="Heading1"/>
@@ -3686,7 +3946,7 @@
         <w:t>First,</w:t>
       </w:r>
       <w:r>
-        <w:t>the corridor treatment shreds the trunk from 3 pieces to 58 and loses 5.0 km of it, which is a stage 2 defect and not an alignment one;</w:t>
+        <w:t>the corridor treatment shredded the trunk from 3 pieces to 58 and lost 5.2 km of it - a stage 2 defect. Still open as OPEN-S2-2: stage 2 publishes its own displaced copy of the trunk, 669 corridors over 80.27 km in 58 pieces, and that copy is the entire reason the weld has to strip 5.8 km of shadow.</w:t>
       </w:r>
     </w:p>
     <w:p>
@@ -3702,7 +3962,420 @@
         <w:t>Second,</w:t>
       </w:r>
       <w:r>
-        <w:t>stage 4 then takes a 4-piece trunk to 74, because the trunk's chamber coordinates do not coincide with the corridor node set it is matched into. Raised as OPEN-S4-1.</w:t>
+        <w:t>stage 4 then took a 4-piece trunk to 74, because it was using stage 3's geometry only as a 0.5 m proximity MASK over stage 2's corridors - so "the trunk" in stage 4 was a subset of the corridors and inherited their fragmentation. CLOSED: the trunk now enters as edges and only the 819 corridors it touches are re-noded with it, 3.1 % of stage 2's topology.</w:t>
+      </w:r>
+    </w:p>
+    <w:p/>
+    <w:tbl>
+      <w:tblPr>
+        <w:tblStyle w:val="TableGrid"/>
+        <w:tblW w:type="auto" w:w="0"/>
+        <w:jc w:val="center"/>
+        <w:tblLook w:firstColumn="1" w:firstRow="1" w:lastColumn="0" w:lastRow="0" w:noHBand="0" w:noVBand="1" w:val="04A0"/>
+      </w:tblPr>
+      <w:tblGrid>
+        <w:gridCol w:w="3137"/>
+        <w:gridCol w:w="3137"/>
+        <w:gridCol w:w="3137"/>
+      </w:tblGrid>
+      <w:tr>
+        <w:trPr>
+          <w:tblHeader/>
+          <w:cantSplit/>
+        </w:trPr>
+        <w:tc>
+          <w:tcPr>
+            <w:tcW w:type="dxa" w:w="3402"/>
+            <w:shd w:val="clear" w:color="auto" w:fill="1F3B63"/>
+          </w:tcPr>
+          <w:p>
+            <w:pPr>
+              <w:spacing w:after="40"/>
+            </w:pPr>
+            <w:r/>
+            <w:r>
+              <w:rPr>
+                <w:b/>
+                <w:color w:val="FFFFFF"/>
+                <w:sz w:val="18"/>
+              </w:rPr>
+              <w:t>Measure</w:t>
+            </w:r>
+          </w:p>
+        </w:tc>
+        <w:tc>
+          <w:tcPr>
+            <w:tcW w:type="dxa" w:w="3005"/>
+            <w:shd w:val="clear" w:color="auto" w:fill="1F3B63"/>
+          </w:tcPr>
+          <w:p>
+            <w:pPr>
+              <w:spacing w:after="40"/>
+            </w:pPr>
+            <w:r/>
+            <w:r>
+              <w:rPr>
+                <w:b/>
+                <w:color w:val="FFFFFF"/>
+                <w:sz w:val="18"/>
+              </w:rPr>
+              <w:t>Before the weld</w:t>
+            </w:r>
+          </w:p>
+        </w:tc>
+        <w:tc>
+          <w:tcPr>
+            <w:tcW w:type="dxa" w:w="3005"/>
+            <w:shd w:val="clear" w:color="auto" w:fill="1F3B63"/>
+          </w:tcPr>
+          <w:p>
+            <w:pPr>
+              <w:spacing w:after="40"/>
+            </w:pPr>
+            <w:r/>
+            <w:r>
+              <w:rPr>
+                <w:b/>
+                <w:color w:val="FFFFFF"/>
+                <w:sz w:val="18"/>
+              </w:rPr>
+              <w:t>After</w:t>
+            </w:r>
+          </w:p>
+        </w:tc>
+      </w:tr>
+      <w:tr>
+        <w:trPr>
+          <w:cantSplit/>
+        </w:trPr>
+        <w:tc>
+          <w:tcPr>
+            <w:tcW w:type="dxa" w:w="3402"/>
+          </w:tcPr>
+          <w:p>
+            <w:pPr>
+              <w:spacing w:after="40"/>
+            </w:pPr>
+            <w:r/>
+            <w:r>
+              <w:rPr>
+                <w:b w:val="0"/>
+                <w:sz w:val="18"/>
+              </w:rPr>
+              <w:t>Trunk pieces</w:t>
+            </w:r>
+          </w:p>
+        </w:tc>
+        <w:tc>
+          <w:tcPr>
+            <w:tcW w:type="dxa" w:w="3005"/>
+          </w:tcPr>
+          <w:p>
+            <w:pPr>
+              <w:spacing w:after="40"/>
+              <w:jc w:val="right"/>
+            </w:pPr>
+            <w:r/>
+            <w:r>
+              <w:rPr>
+                <w:b w:val="0"/>
+                <w:sz w:val="18"/>
+              </w:rPr>
+              <w:t>74</w:t>
+            </w:r>
+          </w:p>
+        </w:tc>
+        <w:tc>
+          <w:tcPr>
+            <w:tcW w:type="dxa" w:w="3005"/>
+          </w:tcPr>
+          <w:p>
+            <w:pPr>
+              <w:spacing w:after="40"/>
+              <w:jc w:val="right"/>
+            </w:pPr>
+            <w:r/>
+            <w:r>
+              <w:rPr>
+                <w:b w:val="0"/>
+                <w:sz w:val="18"/>
+              </w:rPr>
+              <w:t>4</w:t>
+            </w:r>
+          </w:p>
+        </w:tc>
+      </w:tr>
+      <w:tr>
+        <w:trPr>
+          <w:cantSplit/>
+        </w:trPr>
+        <w:tc>
+          <w:tcPr>
+            <w:tcW w:type="dxa" w:w="3402"/>
+          </w:tcPr>
+          <w:p>
+            <w:pPr>
+              <w:spacing w:after="40"/>
+            </w:pPr>
+            <w:r/>
+            <w:r>
+              <w:rPr>
+                <w:b w:val="0"/>
+                <w:sz w:val="18"/>
+              </w:rPr>
+              <w:t>Graph roots against components</w:t>
+            </w:r>
+          </w:p>
+        </w:tc>
+        <w:tc>
+          <w:tcPr>
+            <w:tcW w:type="dxa" w:w="3005"/>
+          </w:tcPr>
+          <w:p>
+            <w:pPr>
+              <w:spacing w:after="40"/>
+              <w:jc w:val="right"/>
+            </w:pPr>
+            <w:r/>
+            <w:r>
+              <w:rPr>
+                <w:b w:val="0"/>
+                <w:sz w:val="18"/>
+              </w:rPr>
+              <w:t>351 / 311 = 40 excess</w:t>
+            </w:r>
+          </w:p>
+        </w:tc>
+        <w:tc>
+          <w:tcPr>
+            <w:tcW w:type="dxa" w:w="3005"/>
+          </w:tcPr>
+          <w:p>
+            <w:pPr>
+              <w:spacing w:after="40"/>
+              <w:jc w:val="right"/>
+            </w:pPr>
+            <w:r/>
+            <w:r>
+              <w:rPr>
+                <w:b w:val="0"/>
+                <w:sz w:val="18"/>
+              </w:rPr>
+              <w:t>286 / 283 = 3 excess</w:t>
+            </w:r>
+          </w:p>
+        </w:tc>
+      </w:tr>
+      <w:tr>
+        <w:trPr>
+          <w:cantSplit/>
+        </w:trPr>
+        <w:tc>
+          <w:tcPr>
+            <w:tcW w:type="dxa" w:w="3402"/>
+          </w:tcPr>
+          <w:p>
+            <w:pPr>
+              <w:spacing w:after="40"/>
+            </w:pPr>
+            <w:r/>
+            <w:r>
+              <w:rPr>
+                <w:b w:val="0"/>
+                <w:sz w:val="18"/>
+              </w:rPr>
+              <w:t>Published drainage systems</w:t>
+            </w:r>
+          </w:p>
+        </w:tc>
+        <w:tc>
+          <w:tcPr>
+            <w:tcW w:type="dxa" w:w="3005"/>
+          </w:tcPr>
+          <w:p>
+            <w:pPr>
+              <w:spacing w:after="40"/>
+              <w:jc w:val="right"/>
+            </w:pPr>
+            <w:r/>
+            <w:r>
+              <w:rPr>
+                <w:b w:val="0"/>
+                <w:sz w:val="18"/>
+              </w:rPr>
+              <w:t>323</w:t>
+            </w:r>
+          </w:p>
+        </w:tc>
+        <w:tc>
+          <w:tcPr>
+            <w:tcW w:type="dxa" w:w="3005"/>
+          </w:tcPr>
+          <w:p>
+            <w:pPr>
+              <w:spacing w:after="40"/>
+              <w:jc w:val="right"/>
+            </w:pPr>
+            <w:r/>
+            <w:r>
+              <w:rPr>
+                <w:b w:val="0"/>
+                <w:sz w:val="18"/>
+              </w:rPr>
+              <w:t>261</w:t>
+            </w:r>
+          </w:p>
+        </w:tc>
+      </w:tr>
+      <w:tr>
+        <w:trPr>
+          <w:cantSplit/>
+        </w:trPr>
+        <w:tc>
+          <w:tcPr>
+            <w:tcW w:type="dxa" w:w="3402"/>
+          </w:tcPr>
+          <w:p>
+            <w:pPr>
+              <w:spacing w:after="40"/>
+            </w:pPr>
+            <w:r/>
+            <w:r>
+              <w:rPr>
+                <w:b w:val="0"/>
+                <w:sz w:val="18"/>
+              </w:rPr>
+              <w:t>Published trunk</w:t>
+            </w:r>
+          </w:p>
+        </w:tc>
+        <w:tc>
+          <w:tcPr>
+            <w:tcW w:type="dxa" w:w="3005"/>
+          </w:tcPr>
+          <w:p>
+            <w:pPr>
+              <w:spacing w:after="40"/>
+              <w:jc w:val="right"/>
+            </w:pPr>
+            <w:r/>
+            <w:r>
+              <w:rPr>
+                <w:b w:val="0"/>
+                <w:sz w:val="18"/>
+              </w:rPr>
+              <w:t>76.11 km, mask-selected</w:t>
+            </w:r>
+          </w:p>
+        </w:tc>
+        <w:tc>
+          <w:tcPr>
+            <w:tcW w:type="dxa" w:w="3005"/>
+          </w:tcPr>
+          <w:p>
+            <w:pPr>
+              <w:spacing w:after="40"/>
+              <w:jc w:val="right"/>
+            </w:pPr>
+            <w:r/>
+            <w:r>
+              <w:rPr>
+                <w:b w:val="0"/>
+                <w:sz w:val="18"/>
+              </w:rPr>
+              <w:t>86.33 km in 4 pieces</w:t>
+            </w:r>
+          </w:p>
+        </w:tc>
+      </w:tr>
+      <w:tr>
+        <w:trPr>
+          <w:cantSplit/>
+        </w:trPr>
+        <w:tc>
+          <w:tcPr>
+            <w:tcW w:type="dxa" w:w="3402"/>
+          </w:tcPr>
+          <w:p>
+            <w:pPr>
+              <w:spacing w:after="40"/>
+            </w:pPr>
+            <w:r/>
+            <w:r>
+              <w:rPr>
+                <w:b w:val="0"/>
+                <w:sz w:val="18"/>
+              </w:rPr>
+              <w:t>H15 - one outfall per component</w:t>
+            </w:r>
+          </w:p>
+        </w:tc>
+        <w:tc>
+          <w:tcPr>
+            <w:tcW w:type="dxa" w:w="3005"/>
+          </w:tcPr>
+          <w:p>
+            <w:pPr>
+              <w:spacing w:after="40"/>
+              <w:jc w:val="right"/>
+            </w:pPr>
+            <w:r/>
+            <w:r>
+              <w:rPr>
+                <w:b w:val="0"/>
+                <w:sz w:val="18"/>
+              </w:rPr>
+              <w:t>could not be shown</w:t>
+            </w:r>
+          </w:p>
+        </w:tc>
+        <w:tc>
+          <w:tcPr>
+            <w:tcW w:type="dxa" w:w="3005"/>
+          </w:tcPr>
+          <w:p>
+            <w:pPr>
+              <w:spacing w:after="40"/>
+              <w:jc w:val="right"/>
+            </w:pPr>
+            <w:r/>
+            <w:r>
+              <w:rPr>
+                <w:b w:val="0"/>
+                <w:sz w:val="18"/>
+              </w:rPr>
+              <w:t>PASS, 261 of 261</w:t>
+            </w:r>
+          </w:p>
+        </w:tc>
+      </w:tr>
+    </w:tbl>
+    <w:p/>
+    <w:p>
+      <w:pPr>
+        <w:spacing w:before="160" w:after="160"/>
+        <w:ind w:left="170"/>
+        <w:shd w:val="clear" w:color="auto" w:fill="EEF3FA"/>
+        <w:pBdr>
+          <w:top w:val="single" w:sz="6" w:space="6" w:color="D9A441"/>
+          <w:left w:val="single" w:sz="6" w:space="6" w:color="D9A441"/>
+          <w:bottom w:val="single" w:sz="6" w:space="6" w:color="D9A441"/>
+          <w:right w:val="single" w:sz="6" w:space="6" w:color="D9A441"/>
+        </w:pBdr>
+      </w:pPr>
+      <w:r>
+        <w:rPr>
+          <w:b/>
+          <w:color w:val="2E629E"/>
+          <w:sz w:val="20"/>
+        </w:rPr>
+        <w:t xml:space="preserve">Nothing moved, and that was checked rather than asserted.  </w:t>
+      </w:r>
+      <w:r>
+        <w:rPr>
+          <w:sz w:val="20"/>
+        </w:rPr>
+        <w:t>The main pipe is a client input. Maximum perpendicular deviation of any published trunk reach from stage 3's alignment is 2.918 m, with ZERO reaches past the 3.0 m node merge radius, and 100 % of stage 3's 85.547 km carries a published trunk-tier reach within 3 m. Main Pipe.shp is untouched on disk.</w:t>
       </w:r>
     </w:p>
     <w:p/>
@@ -3712,9 +4385,10 @@
           <w:b/>
           <w:i w:val="0"/>
         </w:rPr>
-        <w:t>Until one of those is fixed, the drainage-system count is an artefact of the mismatch and not a design result. The report says so rather than letting 773 stand as a finding.</w:t>
+        <w:t>One correction to how I first reported this. I wrote that OPEN-S4-1 caused the 729 km of network reaching no trunk. It did not - welding the trunk recovers about 0.1 km of it. The corridor graph was already fragmented before the trunk was looked at, and the fix that mattered was healing stage 2's 4 m cut hole. The trunk weld matters for TOPOLOGY - 40 excess outfalls down to 3 - not for length.</w:t>
       </w:r>
     </w:p>
+    <w:p/>
     <w:p>
       <w:pPr>
         <w:pStyle w:val="Heading1"/>
@@ -4306,6 +4980,136 @@
           <w:sz w:val="20"/>
         </w:rPr>
         <w:t>A satellite works looks cheap on a spreadsheet that counts pipe and pumps and does not count an operator visiting a second site for twenty-five years. Price the visits, or the comparison is decided by whichever cost we forgot.</w:t>
+      </w:r>
+    </w:p>
+    <w:p>
+      <w:pPr>
+        <w:spacing w:before="160" w:after="40"/>
+        <w:jc w:val="center"/>
+      </w:pPr>
+      <w:r>
+        <w:drawing>
+          <wp:inline xmlns:a="http://schemas.openxmlformats.org/drawingml/2006/main" xmlns:pic="http://schemas.openxmlformats.org/drawingml/2006/picture">
+            <wp:extent cx="4067737" cy="7740000"/>
+            <wp:docPr id="5" name="Picture 5"/>
+            <wp:cNvGraphicFramePr>
+              <a:graphicFrameLocks noChangeAspect="1"/>
+            </wp:cNvGraphicFramePr>
+            <a:graphic>
+              <a:graphicData uri="http://schemas.openxmlformats.org/drawingml/2006/picture">
+                <pic:pic>
+                  <pic:nvPicPr>
+                    <pic:cNvPr id="0" name="FC02_ladder.png"/>
+                    <pic:cNvPicPr/>
+                  </pic:nvPicPr>
+                  <pic:blipFill>
+                    <a:blip r:embed="rId13"/>
+                    <a:stretch>
+                      <a:fillRect/>
+                    </a:stretch>
+                  </pic:blipFill>
+                  <pic:spPr>
+                    <a:xfrm>
+                      <a:off x="0" y="0"/>
+                      <a:ext cx="4067737" cy="7740000"/>
+                    </a:xfrm>
+                    <a:prstGeom prst="rect"/>
+                  </pic:spPr>
+                </pic:pic>
+              </a:graphicData>
+            </a:graphic>
+          </wp:inline>
+        </w:drawing>
+      </w:r>
+    </w:p>
+    <w:p>
+      <w:pPr>
+        <w:spacing w:after="200"/>
+        <w:jc w:val="center"/>
+      </w:pPr>
+      <w:r>
+        <w:rPr>
+          <w:i/>
+          <w:color w:val="5A5A5A"/>
+          <w:sz w:val="18"/>
+        </w:rPr>
+        <w:t>Figure 5   The cap-and-veto ladder</w:t>
+      </w:r>
+    </w:p>
+    <w:p>
+      <w:r>
+        <w:rPr>
+          <w:b w:val="0"/>
+          <w:i/>
+          <w:color w:val="5A5A5A"/>
+          <w:sz w:val="19"/>
+        </w:rPr>
+        <w:t>Depth is capped before economics is consulted, and oversizing to lay flatter is drawn as what it is: the tempting answer, and prohibited.</w:t>
+      </w:r>
+    </w:p>
+    <w:p>
+      <w:pPr>
+        <w:spacing w:before="160" w:after="40"/>
+        <w:jc w:val="center"/>
+      </w:pPr>
+      <w:r>
+        <w:drawing>
+          <wp:inline xmlns:a="http://schemas.openxmlformats.org/drawingml/2006/main" xmlns:pic="http://schemas.openxmlformats.org/drawingml/2006/picture">
+            <wp:extent cx="5060326" cy="7739999"/>
+            <wp:docPr id="6" name="Picture 6"/>
+            <wp:cNvGraphicFramePr>
+              <a:graphicFrameLocks noChangeAspect="1"/>
+            </wp:cNvGraphicFramePr>
+            <a:graphic>
+              <a:graphicData uri="http://schemas.openxmlformats.org/drawingml/2006/picture">
+                <pic:pic>
+                  <pic:nvPicPr>
+                    <pic:cNvPr id="0" name="FC06_scope.png"/>
+                    <pic:cNvPicPr/>
+                  </pic:nvPicPr>
+                  <pic:blipFill>
+                    <a:blip r:embed="rId14"/>
+                    <a:stretch>
+                      <a:fillRect/>
+                    </a:stretch>
+                  </pic:blipFill>
+                  <pic:spPr>
+                    <a:xfrm>
+                      <a:off x="0" y="0"/>
+                      <a:ext cx="5060326" cy="7739999"/>
+                    </a:xfrm>
+                    <a:prstGeom prst="rect"/>
+                  </pic:spPr>
+                </pic:pic>
+              </a:graphicData>
+            </a:graphic>
+          </wp:inline>
+        </w:drawing>
+      </w:r>
+    </w:p>
+    <w:p>
+      <w:pPr>
+        <w:spacing w:after="200"/>
+        <w:jc w:val="center"/>
+      </w:pPr>
+      <w:r>
+        <w:rPr>
+          <w:i/>
+          <w:color w:val="5A5A5A"/>
+          <w:sz w:val="18"/>
+        </w:rPr>
+        <w:t>Figure 6   Which system serves each settlement</w:t>
+      </w:r>
+    </w:p>
+    <w:p>
+      <w:r>
+        <w:rPr>
+          <w:b w:val="0"/>
+          <w:i/>
+          <w:color w:val="5A5A5A"/>
+          <w:sz w:val="19"/>
+        </w:rPr>
+        <w:t>The TOR requires every plot to be SERVED. It does not require one network to serve them, which is why BAT is two options rather than a decision.</w:t>
       </w:r>
     </w:p>
     <w:p>
@@ -5215,6 +6019,125 @@
     </w:p>
     <w:p>
       <w:pPr>
+        <w:spacing w:before="160" w:after="40"/>
+        <w:jc w:val="center"/>
+      </w:pPr>
+      <w:r>
+        <w:drawing>
+          <wp:inline xmlns:a="http://schemas.openxmlformats.org/drawingml/2006/main" xmlns:pic="http://schemas.openxmlformats.org/drawingml/2006/picture">
+            <wp:extent cx="3547204" cy="7739999"/>
+            <wp:docPr id="7" name="Picture 7"/>
+            <wp:cNvGraphicFramePr>
+              <a:graphicFrameLocks noChangeAspect="1"/>
+            </wp:cNvGraphicFramePr>
+            <a:graphic>
+              <a:graphicData uri="http://schemas.openxmlformats.org/drawingml/2006/picture">
+                <pic:pic>
+                  <pic:nvPicPr>
+                    <pic:cNvPr id="0" name="FC07_appraisal.png"/>
+                    <pic:cNvPicPr/>
+                  </pic:nvPicPr>
+                  <pic:blipFill>
+                    <a:blip r:embed="rId15"/>
+                    <a:stretch>
+                      <a:fillRect/>
+                    </a:stretch>
+                  </pic:blipFill>
+                  <pic:spPr>
+                    <a:xfrm>
+                      <a:off x="0" y="0"/>
+                      <a:ext cx="3547204" cy="7739999"/>
+                    </a:xfrm>
+                    <a:prstGeom prst="rect"/>
+                  </pic:spPr>
+                </pic:pic>
+              </a:graphicData>
+            </a:graphic>
+          </wp:inline>
+        </w:drawing>
+      </w:r>
+    </w:p>
+    <w:p>
+      <w:pPr>
+        <w:spacing w:after="200"/>
+        <w:jc w:val="center"/>
+      </w:pPr>
+      <w:r>
+        <w:rPr>
+          <w:i/>
+          <w:color w:val="5A5A5A"/>
+          <w:sz w:val="18"/>
+        </w:rPr>
+        <w:t>Figure 7   The options appraisal, and where BAT enters it</w:t>
+      </w:r>
+    </w:p>
+    <w:p>
+      <w:pPr>
+        <w:spacing w:before="160" w:after="40"/>
+        <w:jc w:val="center"/>
+      </w:pPr>
+      <w:r>
+        <w:drawing>
+          <wp:inline xmlns:a="http://schemas.openxmlformats.org/drawingml/2006/main" xmlns:pic="http://schemas.openxmlformats.org/drawingml/2006/picture">
+            <wp:extent cx="3239849" cy="7739999"/>
+            <wp:docPr id="8" name="Picture 8"/>
+            <wp:cNvGraphicFramePr>
+              <a:graphicFrameLocks noChangeAspect="1"/>
+            </wp:cNvGraphicFramePr>
+            <a:graphic>
+              <a:graphicData uri="http://schemas.openxmlformats.org/drawingml/2006/picture">
+                <pic:pic>
+                  <pic:nvPicPr>
+                    <pic:cNvPr id="0" name="FC08_two_pass.png"/>
+                    <pic:cNvPicPr/>
+                  </pic:nvPicPr>
+                  <pic:blipFill>
+                    <a:blip r:embed="rId16"/>
+                    <a:stretch>
+                      <a:fillRect/>
+                    </a:stretch>
+                  </pic:blipFill>
+                  <pic:spPr>
+                    <a:xfrm>
+                      <a:off x="0" y="0"/>
+                      <a:ext cx="3239849" cy="7739999"/>
+                    </a:xfrm>
+                    <a:prstGeom prst="rect"/>
+                  </pic:spPr>
+                </pic:pic>
+              </a:graphicData>
+            </a:graphic>
+          </wp:inline>
+        </w:drawing>
+      </w:r>
+    </w:p>
+    <w:p>
+      <w:pPr>
+        <w:spacing w:after="200"/>
+        <w:jc w:val="center"/>
+      </w:pPr>
+      <w:r>
+        <w:rPr>
+          <w:i/>
+          <w:color w:val="5A5A5A"/>
+          <w:sz w:val="18"/>
+        </w:rPr>
+        <w:t>Figure 8   The two-pass method, and the two gates in the audit</w:t>
+      </w:r>
+    </w:p>
+    <w:p>
+      <w:r>
+        <w:rPr>
+          <w:b w:val="0"/>
+          <w:i/>
+          <w:color w:val="5A5A5A"/>
+          <w:sz w:val="19"/>
+        </w:rPr>
+        <w:t>A check that cannot run is a failure. The failing table is the specification.</w:t>
+      </w:r>
+    </w:p>
+    <w:p>
+      <w:pPr>
         <w:pStyle w:val="Heading1"/>
         <w:outlineLvl w:val="1"/>
       </w:pPr>
@@ -5340,12 +6263,226 @@
         <w:t>Every defect in this report was found by making two things that should agree disagree in public - the auditor against the criteria, a stage against the auditor, the declared graph against the drawn one. None was found by reading the code carefully. That is the method worth keeping when the final data arrives and the pressure is to get a network out.</w:t>
       </w:r>
     </w:p>
+    <w:p>
+      <w:r>
+        <w:br w:type="page"/>
+      </w:r>
+    </w:p>
+    <w:p>
+      <w:pPr>
+        <w:spacing w:after="0"/>
+      </w:pPr>
+    </w:p>
+    <w:p>
+      <w:pPr>
+        <w:spacing w:after="0"/>
+      </w:pPr>
+    </w:p>
+    <w:p>
+      <w:pPr>
+        <w:spacing w:after="0"/>
+      </w:pPr>
+    </w:p>
+    <w:p>
+      <w:pPr>
+        <w:spacing w:after="0"/>
+      </w:pPr>
+    </w:p>
+    <w:p>
+      <w:pPr>
+        <w:spacing w:after="0"/>
+      </w:pPr>
+    </w:p>
+    <w:p>
+      <w:pPr>
+        <w:spacing w:after="0"/>
+      </w:pPr>
+    </w:p>
+    <w:p>
+      <w:pPr>
+        <w:spacing w:after="40"/>
+        <w:jc w:val="center"/>
+        <w:pBdr>
+          <w:bottom w:val="single" w:sz="8" w:space="4" w:color="2E629E"/>
+        </w:pBdr>
+      </w:pPr>
+    </w:p>
+    <w:p>
+      <w:pPr>
+        <w:spacing w:after="200"/>
+        <w:jc w:val="center"/>
+      </w:pPr>
+      <w:r>
+        <w:rPr>
+          <w:b/>
+          <w:i w:val="0"/>
+          <w:color w:val="2E629E"/>
+          <w:sz w:val="30"/>
+        </w:rPr>
+        <w:t>PART F</w:t>
+      </w:r>
+    </w:p>
+    <w:p>
+      <w:pPr>
+        <w:spacing w:after="120"/>
+        <w:jc w:val="center"/>
+        <w:outlineLvl w:val="0"/>
+      </w:pPr>
+      <w:r>
+        <w:rPr>
+          <w:b/>
+          <w:color w:val="1F3B63"/>
+          <w:sz w:val="52"/>
+        </w:rPr>
+        <w:t>Figures</w:t>
+      </w:r>
+    </w:p>
+    <w:p>
+      <w:pPr>
+        <w:spacing w:after="0"/>
+        <w:jc w:val="center"/>
+        <w:pBdr>
+          <w:bottom w:val="single" w:sz="8" w:space="4" w:color="2E629E"/>
+        </w:pBdr>
+      </w:pPr>
+    </w:p>
+    <w:p>
+      <w:r>
+        <w:br w:type="page"/>
+      </w:r>
+    </w:p>
+    <w:p>
+      <w:pPr>
+        <w:pStyle w:val="Heading1"/>
+        <w:outlineLvl w:val="1"/>
+      </w:pPr>
+      <w:r>
+        <w:t>The figure programme</w:t>
+      </w:r>
+    </w:p>
+    <w:p>
+      <w:r>
+        <w:rPr>
+          <w:b w:val="0"/>
+          <w:i w:val="0"/>
+        </w:rPr>
+        <w:t>2 further figures were produced by the figure programme. Each is named for what it shows and every value on it traces to a layer in W11a/shp/ or a run artefact in W11a/run/.</w:t>
+      </w:r>
+    </w:p>
+    <w:p>
+      <w:pPr>
+        <w:spacing w:before="160" w:after="40"/>
+        <w:jc w:val="center"/>
+      </w:pPr>
+      <w:r>
+        <w:drawing>
+          <wp:inline xmlns:a="http://schemas.openxmlformats.org/drawingml/2006/main" xmlns:pic="http://schemas.openxmlformats.org/drawingml/2006/picture">
+            <wp:extent cx="5976000" cy="2239959"/>
+            <wp:docPr id="9" name="Picture 9"/>
+            <wp:cNvGraphicFramePr>
+              <a:graphicFrameLocks noChangeAspect="1"/>
+            </wp:cNvGraphicFramePr>
+            <a:graphic>
+              <a:graphicData uri="http://schemas.openxmlformats.org/drawingml/2006/picture">
+                <pic:pic>
+                  <pic:nvPicPr>
+                    <pic:cNvPr id="0" name="FK_example_chart_audit_outcomes.png"/>
+                    <pic:cNvPicPr/>
+                  </pic:nvPicPr>
+                  <pic:blipFill>
+                    <a:blip r:embed="rId17"/>
+                    <a:stretch>
+                      <a:fillRect/>
+                    </a:stretch>
+                  </pic:blipFill>
+                  <pic:spPr>
+                    <a:xfrm>
+                      <a:off x="0" y="0"/>
+                      <a:ext cx="5976000" cy="2239959"/>
+                    </a:xfrm>
+                    <a:prstGeom prst="rect"/>
+                  </pic:spPr>
+                </pic:pic>
+              </a:graphicData>
+            </a:graphic>
+          </wp:inline>
+        </w:drawing>
+      </w:r>
+    </w:p>
+    <w:p>
+      <w:pPr>
+        <w:spacing w:after="200"/>
+        <w:jc w:val="center"/>
+      </w:pPr>
+      <w:r>
+        <w:rPr>
+          <w:i/>
+          <w:color w:val="5A5A5A"/>
+          <w:sz w:val="18"/>
+        </w:rPr>
+        <w:t>Figure 9   FK example chart audit outcomes</w:t>
+      </w:r>
+    </w:p>
+    <w:p>
+      <w:pPr>
+        <w:spacing w:before="160" w:after="40"/>
+        <w:jc w:val="center"/>
+      </w:pPr>
+      <w:r>
+        <w:drawing>
+          <wp:inline xmlns:a="http://schemas.openxmlformats.org/drawingml/2006/main" xmlns:pic="http://schemas.openxmlformats.org/drawingml/2006/picture">
+            <wp:extent cx="5976000" cy="4160574"/>
+            <wp:docPr id="10" name="Picture 10"/>
+            <wp:cNvGraphicFramePr>
+              <a:graphicFrameLocks noChangeAspect="1"/>
+            </wp:cNvGraphicFramePr>
+            <a:graphic>
+              <a:graphicData uri="http://schemas.openxmlformats.org/drawingml/2006/picture">
+                <pic:pic>
+                  <pic:nvPicPr>
+                    <pic:cNvPr id="0" name="FK_example_map_hazard_coverage.png"/>
+                    <pic:cNvPicPr/>
+                  </pic:nvPicPr>
+                  <pic:blipFill>
+                    <a:blip r:embed="rId18"/>
+                    <a:stretch>
+                      <a:fillRect/>
+                    </a:stretch>
+                  </pic:blipFill>
+                  <pic:spPr>
+                    <a:xfrm>
+                      <a:off x="0" y="0"/>
+                      <a:ext cx="5976000" cy="4160574"/>
+                    </a:xfrm>
+                    <a:prstGeom prst="rect"/>
+                  </pic:spPr>
+                </pic:pic>
+              </a:graphicData>
+            </a:graphic>
+          </wp:inline>
+        </w:drawing>
+      </w:r>
+    </w:p>
+    <w:p>
+      <w:pPr>
+        <w:spacing w:after="200"/>
+        <w:jc w:val="center"/>
+      </w:pPr>
+      <w:r>
+        <w:rPr>
+          <w:i/>
+          <w:color w:val="5A5A5A"/>
+          <w:sz w:val="18"/>
+        </w:rPr>
+        <w:t>Figure 10   FK example map hazard coverage</w:t>
+      </w:r>
+    </w:p>
     <w:sectPr>
       <w:pgSz w:w="11906" w:h="16838"/>
       <w:pgMar w:top="1247" w:right="1247" w:bottom="1134" w:left="1247" w:header="720" w:footer="720" w:gutter="0"/>
       <w:cols w:space="720"/>
       <w:docGrid w:linePitch="360"/>
-      <w:footerReference w:type="default" r:id="rId9"/>
+      <w:footerReference w:type="default" r:id="rId19"/>
       <w:footnotePr>
         <w:numRestart w:val="eachPage"/>
       </w:footnotePr>
